--- a/report/M4/BIN_381_M4_PersonA_Sections_1_2_3.docx
+++ b/report/M4/BIN_381_M4_PersonA_Sections_1_2_3.docx
@@ -4039,7 +4039,23 @@
           <w:sz w:val="20"/>
           <w:szCs w:val="20"/>
         </w:rPr>
-        <w:t xml:space="preserve"> [Dataset]. Pretoria: Statistics South Africa. Available at: https://isibaloweb.statssa.gov.za/ (Accessed: [add the date you opened it]).</w:t>
+        <w:t xml:space="preserve"> [Dataset]. Pretoria: Statistics South Africa. Available at: https://isibaloweb.statssa.gov.za/ (Accessed: </w:t>
+      </w:r>
+      <w:r>
+        <w:rPr>
+          <w:rFonts w:ascii="Calibri" w:eastAsia="Calibri" w:hAnsi="Calibri" w:cs="Calibri"/>
+          <w:sz w:val="20"/>
+          <w:szCs w:val="20"/>
+        </w:rPr>
+        <w:t>14 Oct. 2026</w:t>
+      </w:r>
+      <w:r>
+        <w:rPr>
+          <w:rFonts w:ascii="Calibri" w:eastAsia="Calibri" w:hAnsi="Calibri" w:cs="Calibri"/>
+          <w:sz w:val="20"/>
+          <w:szCs w:val="20"/>
+        </w:rPr>
+        <w:t>).</w:t>
       </w:r>
     </w:p>
     <w:p>
@@ -6134,6 +6150,8 @@
     <w:rsidRoot w:val="00F05108"/>
     <w:rsid w:val="0000158D"/>
     <w:rsid w:val="000E0E1A"/>
+    <w:rsid w:val="00230966"/>
+    <w:rsid w:val="002A1F1A"/>
     <w:rsid w:val="008B3AA8"/>
     <w:rsid w:val="00991296"/>
     <w:rsid w:val="00C6209C"/>
@@ -6154,7 +6172,7 @@
   </m:mathPr>
   <w:themeFontLang w:val="en-ZA"/>
   <w:clrSchemeMapping w:bg1="light1" w:t1="dark1" w:bg2="light2" w:t2="dark2" w:accent1="accent1" w:accent2="accent2" w:accent3="accent3" w:accent4="accent4" w:accent5="accent5" w:accent6="accent6" w:hyperlink="hyperlink" w:followedHyperlink="followedHyperlink"/>
-  <w:decimalSymbol w:val="."/>
+  <w:decimalSymbol w:val=","/>
   <w:listSeparator w:val=","/>
   <w15:chartTrackingRefBased/>
 </w:settings>
